--- a/por/docx/58.content.docx
+++ b/por/docx/58.content.docx
@@ -19,7 +19,7 @@
         <w:rPr>
           <w:lang w:val="pt_PT" w:bidi="pt_PT"/>
         </w:rPr>
-        <w:t>Resource: Notas de Estudo - Introduções aos Livros (Tyndale)</w:t>
+        <w:t>Resource: Tyndale Open Study Notes</w:t>
       </w:r>
       <w:r>
         <w:rPr>
@@ -112,7 +112,7 @@
         <w:rPr>
           <w:lang w:val="pt_PT" w:bidi="pt_PT"/>
         </w:rPr>
-        <w:t>Notas de Estudo - Introduções aos Livros (Tyndale)</w:t>
+        <w:t>Tyndale Open Study Notes</w:t>
       </w:r>
     </w:p>
     <w:p>

--- a/por/docx/58.content.docx
+++ b/por/docx/58.content.docx
@@ -19,7 +19,7 @@
         <w:rPr>
           <w:lang w:val="pt_PT" w:bidi="pt_PT"/>
         </w:rPr>
-        <w:t>Resource: Tyndale Open Study Notes</w:t>
+        <w:t>Resource: Aquifer Open Study Notes (Book Intros)</w:t>
       </w:r>
       <w:r>
         <w:rPr>
@@ -112,7 +112,7 @@
         <w:rPr>
           <w:lang w:val="pt_PT" w:bidi="pt_PT"/>
         </w:rPr>
-        <w:t>Tyndale Open Study Notes</w:t>
+        <w:t>Aquifer Open Study Notes (Book Intros)</w:t>
       </w:r>
     </w:p>
     <w:p>

--- a/por/docx/58.content.docx
+++ b/por/docx/58.content.docx
@@ -272,90 +272,60 @@
         </w:rPr>
         <w:t>Os crentes a quem Hebreus foi dirigida provavelmente pertenciam a um grupo de igrejas domésticas em Roma no início dos anos 60 d.C. A comunidade cristã em Roma foi provavelmente fundada nos anos 30 d.C. quando aqueles presentes no Pentecostes (</w:t>
       </w:r>
-      <w:hyperlink r:id="rId13">
-        <w:r>
-          <w:rPr>
-            <w:lang w:val="pt_PT" w:bidi="pt_PT"/>
-          </w:rPr>
-          <w:rPr>
-            <w:color w:val="0000EE"/>
-            <w:u w:val="single"/>
-          </w:rPr>
-          <w:t>Atos 2.10</w:t>
-        </w:r>
-      </w:hyperlink>
+      <w:r>
+        <w:rPr>
+          <w:lang w:val="pt_PT" w:bidi="pt_PT"/>
+        </w:rPr>
+        <w:t>Atos 2.10</w:t>
+      </w:r>
       <w:r>
         <w:rPr>
           <w:lang w:val="pt_PT" w:bidi="pt_PT"/>
         </w:rPr>
         <w:t>) voltaram para a casa. Os crentes romanos haviam demonstrado coragem e resistência (</w:t>
       </w:r>
-      <w:hyperlink r:id="rId14">
-        <w:r>
-          <w:rPr>
-            <w:lang w:val="pt_PT" w:bidi="pt_PT"/>
-          </w:rPr>
-          <w:rPr>
-            <w:color w:val="0000EE"/>
-            <w:u w:val="single"/>
-          </w:rPr>
-          <w:t>Hb 10.32–34</w:t>
-        </w:r>
-      </w:hyperlink>
+      <w:r>
+        <w:rPr>
+          <w:lang w:val="pt_PT" w:bidi="pt_PT"/>
+        </w:rPr>
+        <w:t>Hb 10.32–34</w:t>
+      </w:r>
       <w:r>
         <w:rPr>
           <w:lang w:val="pt_PT" w:bidi="pt_PT"/>
         </w:rPr>
         <w:t>), mas no momento em que Hebreus foi escrito, o fervor espiritual de alguns havia esfriado (</w:t>
       </w:r>
-      <w:hyperlink r:id="rId15">
-        <w:r>
-          <w:rPr>
-            <w:lang w:val="pt_PT" w:bidi="pt_PT"/>
-          </w:rPr>
-          <w:rPr>
-            <w:color w:val="0000EE"/>
-            <w:u w:val="single"/>
-          </w:rPr>
-          <w:t>5.11–14</w:t>
-        </w:r>
-      </w:hyperlink>
+      <w:r>
+        <w:rPr>
+          <w:lang w:val="pt_PT" w:bidi="pt_PT"/>
+        </w:rPr>
+        <w:t>5.11–14</w:t>
+      </w:r>
       <w:r>
         <w:rPr>
           <w:lang w:val="pt_PT" w:bidi="pt_PT"/>
         </w:rPr>
         <w:t>), e sua perspectiva teológica estava distorcida (</w:t>
       </w:r>
-      <w:hyperlink r:id="rId16">
-        <w:r>
-          <w:rPr>
-            <w:lang w:val="pt_PT" w:bidi="pt_PT"/>
-          </w:rPr>
-          <w:rPr>
-            <w:color w:val="0000EE"/>
-            <w:u w:val="single"/>
-          </w:rPr>
-          <w:t>2.1</w:t>
-        </w:r>
-      </w:hyperlink>
+      <w:r>
+        <w:rPr>
+          <w:lang w:val="pt_PT" w:bidi="pt_PT"/>
+        </w:rPr>
+        <w:t>2.1</w:t>
+      </w:r>
       <w:r>
         <w:rPr>
           <w:lang w:val="pt_PT" w:bidi="pt_PT"/>
         </w:rPr>
         <w:t>). Alguns haviam até abandonado Cristo e a igreja (</w:t>
       </w:r>
-      <w:hyperlink r:id="rId17">
-        <w:r>
-          <w:rPr>
-            <w:lang w:val="pt_PT" w:bidi="pt_PT"/>
-          </w:rPr>
-          <w:rPr>
-            <w:color w:val="0000EE"/>
-            <w:u w:val="single"/>
-          </w:rPr>
-          <w:t>6.4–8</w:t>
-        </w:r>
-      </w:hyperlink>
+      <w:r>
+        <w:rPr>
+          <w:lang w:val="pt_PT" w:bidi="pt_PT"/>
+        </w:rPr>
+        <w:t>6.4–8</w:t>
+      </w:r>
       <w:r>
         <w:rPr>
           <w:lang w:val="pt_PT" w:bidi="pt_PT"/>
@@ -427,198 +397,132 @@
         </w:rPr>
         <w:t>Após uma introdução de todo o sermão (</w:t>
       </w:r>
-      <w:hyperlink r:id="rId18">
-        <w:r>
-          <w:rPr>
-            <w:lang w:val="pt_PT" w:bidi="pt_PT"/>
-          </w:rPr>
-          <w:rPr>
-            <w:color w:val="0000EE"/>
-            <w:u w:val="single"/>
-          </w:rPr>
-          <w:t>1.1–4</w:t>
-        </w:r>
-      </w:hyperlink>
+      <w:r>
+        <w:rPr>
+          <w:lang w:val="pt_PT" w:bidi="pt_PT"/>
+        </w:rPr>
+        <w:t>1.1–4</w:t>
+      </w:r>
       <w:r>
         <w:rPr>
           <w:lang w:val="pt_PT" w:bidi="pt_PT"/>
         </w:rPr>
         <w:t>), a exposição do autor da superioridade de Cristo se desenvolve em dois grandes movimentos. O primeiro movimento (</w:t>
       </w:r>
-      <w:hyperlink r:id="rId19">
-        <w:r>
-          <w:rPr>
-            <w:lang w:val="pt_PT" w:bidi="pt_PT"/>
-          </w:rPr>
-          <w:rPr>
-            <w:color w:val="0000EE"/>
-            <w:u w:val="single"/>
-          </w:rPr>
-          <w:t>1.5–2.18</w:t>
-        </w:r>
-      </w:hyperlink>
+      <w:r>
+        <w:rPr>
+          <w:lang w:val="pt_PT" w:bidi="pt_PT"/>
+        </w:rPr>
+        <w:t>1.5–2.18</w:t>
+      </w:r>
       <w:r>
         <w:rPr>
           <w:lang w:val="pt_PT" w:bidi="pt_PT"/>
         </w:rPr>
         <w:t>) explica o relacionamento do Filho com os anjos. Os anjos são servos (</w:t>
       </w:r>
-      <w:hyperlink r:id="rId20">
-        <w:r>
-          <w:rPr>
-            <w:lang w:val="pt_PT" w:bidi="pt_PT"/>
-          </w:rPr>
-          <w:rPr>
-            <w:color w:val="0000EE"/>
-            <w:u w:val="single"/>
-          </w:rPr>
-          <w:t>1.6–7</w:t>
-        </w:r>
-      </w:hyperlink>
+      <w:r>
+        <w:rPr>
+          <w:lang w:val="pt_PT" w:bidi="pt_PT"/>
+        </w:rPr>
+        <w:t>1.6–7</w:t>
+      </w:r>
       <w:r>
         <w:rPr>
           <w:lang w:val="pt_PT" w:bidi="pt_PT"/>
         </w:rPr>
         <w:t xml:space="preserve">, </w:t>
       </w:r>
-      <w:hyperlink r:id="rId21">
-        <w:r>
-          <w:rPr>
-            <w:lang w:val="pt_PT" w:bidi="pt_PT"/>
-          </w:rPr>
-          <w:rPr>
-            <w:color w:val="0000EE"/>
-            <w:u w:val="single"/>
-          </w:rPr>
-          <w:t>14</w:t>
-        </w:r>
-      </w:hyperlink>
+      <w:r>
+        <w:rPr>
+          <w:lang w:val="pt_PT" w:bidi="pt_PT"/>
+        </w:rPr>
+        <w:t>14</w:t>
+      </w:r>
       <w:r>
         <w:rPr>
           <w:lang w:val="pt_PT" w:bidi="pt_PT"/>
         </w:rPr>
         <w:t>), mas o Filho exaltado (</w:t>
       </w:r>
-      <w:hyperlink r:id="rId22">
-        <w:r>
-          <w:rPr>
-            <w:lang w:val="pt_PT" w:bidi="pt_PT"/>
-          </w:rPr>
-          <w:rPr>
-            <w:color w:val="0000EE"/>
-            <w:u w:val="single"/>
-          </w:rPr>
-          <w:t>1.13</w:t>
-        </w:r>
-      </w:hyperlink>
+      <w:r>
+        <w:rPr>
+          <w:lang w:val="pt_PT" w:bidi="pt_PT"/>
+        </w:rPr>
+        <w:t>1.13</w:t>
+      </w:r>
       <w:r>
         <w:rPr>
           <w:lang w:val="pt_PT" w:bidi="pt_PT"/>
         </w:rPr>
         <w:t>), com seu relacionamento único com o Pai (</w:t>
       </w:r>
-      <w:hyperlink r:id="rId23">
-        <w:r>
-          <w:rPr>
-            <w:lang w:val="pt_PT" w:bidi="pt_PT"/>
-          </w:rPr>
-          <w:rPr>
-            <w:color w:val="0000EE"/>
-            <w:u w:val="single"/>
-          </w:rPr>
-          <w:t>1.5</w:t>
-        </w:r>
-      </w:hyperlink>
+      <w:r>
+        <w:rPr>
+          <w:lang w:val="pt_PT" w:bidi="pt_PT"/>
+        </w:rPr>
+        <w:t>1.5</w:t>
+      </w:r>
       <w:r>
         <w:rPr>
           <w:lang w:val="pt_PT" w:bidi="pt_PT"/>
         </w:rPr>
         <w:t>), é o Senhor, criador e sustentador do universo — de fato, ele é Deus (</w:t>
       </w:r>
-      <w:hyperlink r:id="rId24">
-        <w:r>
-          <w:rPr>
-            <w:lang w:val="pt_PT" w:bidi="pt_PT"/>
-          </w:rPr>
-          <w:rPr>
-            <w:color w:val="0000EE"/>
-            <w:u w:val="single"/>
-          </w:rPr>
-          <w:t>1.8–12</w:t>
-        </w:r>
-      </w:hyperlink>
+      <w:r>
+        <w:rPr>
+          <w:lang w:val="pt_PT" w:bidi="pt_PT"/>
+        </w:rPr>
+        <w:t>1.8–12</w:t>
+      </w:r>
       <w:r>
         <w:rPr>
           <w:lang w:val="pt_PT" w:bidi="pt_PT"/>
         </w:rPr>
         <w:t>). O autor exorta os ouvintes a prestar atenção à mensagem de salvação que eles foram ensinados (</w:t>
       </w:r>
-      <w:hyperlink r:id="rId25">
-        <w:r>
-          <w:rPr>
-            <w:lang w:val="pt_PT" w:bidi="pt_PT"/>
-          </w:rPr>
-          <w:rPr>
-            <w:color w:val="0000EE"/>
-            <w:u w:val="single"/>
-          </w:rPr>
-          <w:t>2.1–4</w:t>
-        </w:r>
-      </w:hyperlink>
+      <w:r>
+        <w:rPr>
+          <w:lang w:val="pt_PT" w:bidi="pt_PT"/>
+        </w:rPr>
+        <w:t>2.1–4</w:t>
+      </w:r>
       <w:r>
         <w:rPr>
           <w:lang w:val="pt_PT" w:bidi="pt_PT"/>
         </w:rPr>
         <w:t>), e então retoma a exposição. A posição de Cristo exaltado era temporariamente menor do que os anjos quando ele se tornou humano (</w:t>
       </w:r>
-      <w:hyperlink r:id="rId26">
-        <w:r>
-          <w:rPr>
-            <w:lang w:val="pt_PT" w:bidi="pt_PT"/>
-          </w:rPr>
-          <w:rPr>
-            <w:color w:val="0000EE"/>
-            <w:u w:val="single"/>
-          </w:rPr>
-          <w:t>2.5–9</w:t>
-        </w:r>
-      </w:hyperlink>
+      <w:r>
+        <w:rPr>
+          <w:lang w:val="pt_PT" w:bidi="pt_PT"/>
+        </w:rPr>
+        <w:t>2.5–9</w:t>
+      </w:r>
       <w:r>
         <w:rPr>
           <w:lang w:val="pt_PT" w:bidi="pt_PT"/>
         </w:rPr>
         <w:t>); Jesus se tornou carne e sangue para morrer para nos libertar (</w:t>
       </w:r>
-      <w:hyperlink r:id="rId27">
-        <w:r>
-          <w:rPr>
-            <w:lang w:val="pt_PT" w:bidi="pt_PT"/>
-          </w:rPr>
-          <w:rPr>
-            <w:color w:val="0000EE"/>
-            <w:u w:val="single"/>
-          </w:rPr>
-          <w:t>2.10–18</w:t>
-        </w:r>
-      </w:hyperlink>
+      <w:r>
+        <w:rPr>
+          <w:lang w:val="pt_PT" w:bidi="pt_PT"/>
+        </w:rPr>
+        <w:t>2.10–18</w:t>
+      </w:r>
       <w:r>
         <w:rPr>
           <w:lang w:val="pt_PT" w:bidi="pt_PT"/>
         </w:rPr>
         <w:t>). A primeira exposição é seguida por exortação (</w:t>
       </w:r>
-      <w:hyperlink r:id="rId28">
-        <w:r>
-          <w:rPr>
-            <w:lang w:val="pt_PT" w:bidi="pt_PT"/>
-          </w:rPr>
-          <w:rPr>
-            <w:color w:val="0000EE"/>
-            <w:u w:val="single"/>
-          </w:rPr>
-          <w:t>3.1–4.13</w:t>
-        </w:r>
-      </w:hyperlink>
+      <w:r>
+        <w:rPr>
+          <w:lang w:val="pt_PT" w:bidi="pt_PT"/>
+        </w:rPr>
+        <w:t>3.1–4.13</w:t>
+      </w:r>
       <w:r>
         <w:rPr>
           <w:lang w:val="pt_PT" w:bidi="pt_PT"/>
@@ -639,162 +543,108 @@
         </w:rPr>
         <w:t>O segundo movimento da exposição (</w:t>
       </w:r>
-      <w:hyperlink r:id="rId29">
-        <w:r>
-          <w:rPr>
-            <w:lang w:val="pt_PT" w:bidi="pt_PT"/>
-          </w:rPr>
-          <w:rPr>
-            <w:color w:val="0000EE"/>
-            <w:u w:val="single"/>
-          </w:rPr>
-          <w:t>4.14–10.18</w:t>
-        </w:r>
-      </w:hyperlink>
+      <w:r>
+        <w:rPr>
+          <w:lang w:val="pt_PT" w:bidi="pt_PT"/>
+        </w:rPr>
+        <w:t>4.14–10.18</w:t>
+      </w:r>
       <w:r>
         <w:rPr>
           <w:lang w:val="pt_PT" w:bidi="pt_PT"/>
         </w:rPr>
         <w:t xml:space="preserve">) aborda a posição do Filho, nosso Sumo Sacerdote, em relação ao sistema sacrificial do Antigo Testamento. Depois de introduzir este tema </w:t>
       </w:r>
-      <w:hyperlink r:id="rId30">
-        <w:r>
-          <w:rPr>
-            <w:lang w:val="pt_PT" w:bidi="pt_PT"/>
-          </w:rPr>
-          <w:rPr>
-            <w:color w:val="0000EE"/>
-            <w:u w:val="single"/>
-          </w:rPr>
-          <w:t>4.14–16</w:t>
-        </w:r>
-      </w:hyperlink>
+      <w:r>
+        <w:rPr>
+          <w:lang w:val="pt_PT" w:bidi="pt_PT"/>
+        </w:rPr>
+        <w:t>4.14–16</w:t>
+      </w:r>
       <w:r>
         <w:rPr>
           <w:lang w:val="pt_PT" w:bidi="pt_PT"/>
         </w:rPr>
         <w:t>, o autor aborda a nomeação do Filho como o superior Sumo Sacerdote (</w:t>
       </w:r>
-      <w:hyperlink r:id="rId31">
-        <w:r>
-          <w:rPr>
-            <w:lang w:val="pt_PT" w:bidi="pt_PT"/>
-          </w:rPr>
-          <w:rPr>
-            <w:color w:val="0000EE"/>
-            <w:u w:val="single"/>
-          </w:rPr>
-          <w:t>5.1–10</w:t>
-        </w:r>
-      </w:hyperlink>
+      <w:r>
+        <w:rPr>
+          <w:lang w:val="pt_PT" w:bidi="pt_PT"/>
+        </w:rPr>
+        <w:t>5.1–10</w:t>
+      </w:r>
       <w:r>
         <w:rPr>
           <w:lang w:val="pt_PT" w:bidi="pt_PT"/>
         </w:rPr>
         <w:t>) e confronta a comunidade quanto a sua imaturidade espiritual (</w:t>
       </w:r>
-      <w:hyperlink r:id="rId32">
-        <w:r>
-          <w:rPr>
-            <w:lang w:val="pt_PT" w:bidi="pt_PT"/>
-          </w:rPr>
-          <w:rPr>
-            <w:color w:val="0000EE"/>
-            <w:u w:val="single"/>
-          </w:rPr>
-          <w:t>5.11–6.20</w:t>
-        </w:r>
-      </w:hyperlink>
+      <w:r>
+        <w:rPr>
+          <w:lang w:val="pt_PT" w:bidi="pt_PT"/>
+        </w:rPr>
+        <w:t>5.11–6.20</w:t>
+      </w:r>
       <w:r>
         <w:rPr>
           <w:lang w:val="pt_PT" w:bidi="pt_PT"/>
         </w:rPr>
         <w:t>). Uma análise da superioridade de Melquisedeque sobre os sacerdotes levíticos (</w:t>
       </w:r>
-      <w:hyperlink r:id="rId33">
-        <w:r>
-          <w:rPr>
-            <w:lang w:val="pt_PT" w:bidi="pt_PT"/>
-          </w:rPr>
-          <w:rPr>
-            <w:color w:val="0000EE"/>
-            <w:u w:val="single"/>
-          </w:rPr>
-          <w:t>7.1–10</w:t>
-        </w:r>
-      </w:hyperlink>
+      <w:r>
+        <w:rPr>
+          <w:lang w:val="pt_PT" w:bidi="pt_PT"/>
+        </w:rPr>
+        <w:t>7.1–10</w:t>
+      </w:r>
       <w:r>
         <w:rPr>
           <w:lang w:val="pt_PT" w:bidi="pt_PT"/>
         </w:rPr>
         <w:t>) estabelece as bases para apresentar Jesus como o Sumo Sacerdote superior de acordo com a ordem de Melquisedeque (</w:t>
       </w:r>
-      <w:hyperlink r:id="rId34">
-        <w:r>
-          <w:rPr>
-            <w:lang w:val="pt_PT" w:bidi="pt_PT"/>
-          </w:rPr>
-          <w:rPr>
-            <w:color w:val="0000EE"/>
-            <w:u w:val="single"/>
-          </w:rPr>
-          <w:t>7.11–28</w:t>
-        </w:r>
-      </w:hyperlink>
+      <w:r>
+        <w:rPr>
+          <w:lang w:val="pt_PT" w:bidi="pt_PT"/>
+        </w:rPr>
+        <w:t>7.11–28</w:t>
+      </w:r>
       <w:r>
         <w:rPr>
           <w:lang w:val="pt_PT" w:bidi="pt_PT"/>
         </w:rPr>
         <w:t>). Em suma, Jesus não foi nomeado de acordo com as convenções da lei do Antigo Testamento, que dizia que os sacerdotes deveriam vir da tribo de Levi. Em vez disso, ele foi nomeado por Deus com um juramento, com base em sua vida indestrutível. A exposição então considera a oferta superior deste Sumo Sacerdote nomeado (</w:t>
       </w:r>
-      <w:hyperlink r:id="rId35">
-        <w:r>
-          <w:rPr>
-            <w:lang w:val="pt_PT" w:bidi="pt_PT"/>
-          </w:rPr>
-          <w:rPr>
-            <w:color w:val="0000EE"/>
-            <w:u w:val="single"/>
-          </w:rPr>
-          <w:t>8.3–10.18</w:t>
-        </w:r>
-      </w:hyperlink>
+      <w:r>
+        <w:rPr>
+          <w:lang w:val="pt_PT" w:bidi="pt_PT"/>
+        </w:rPr>
+        <w:t>8.3–10.18</w:t>
+      </w:r>
       <w:r>
         <w:rPr>
           <w:lang w:val="pt_PT" w:bidi="pt_PT"/>
         </w:rPr>
         <w:t>). Como os sacerdotes comuns, este sacerdote superior tinha que fazer uma oferta pelos pecados, mas sua oferta era uma oferta da nova aliança (</w:t>
       </w:r>
-      <w:hyperlink r:id="rId36">
-        <w:r>
-          <w:rPr>
-            <w:lang w:val="pt_PT" w:bidi="pt_PT"/>
-          </w:rPr>
-          <w:rPr>
-            <w:color w:val="0000EE"/>
-            <w:u w:val="single"/>
-          </w:rPr>
-          <w:t>8.7–13</w:t>
-        </w:r>
-      </w:hyperlink>
+      <w:r>
+        <w:rPr>
+          <w:lang w:val="pt_PT" w:bidi="pt_PT"/>
+        </w:rPr>
+        <w:t>8.7–13</w:t>
+      </w:r>
       <w:r>
         <w:rPr>
           <w:lang w:val="pt_PT" w:bidi="pt_PT"/>
         </w:rPr>
         <w:t>) que era superior à antiga (</w:t>
       </w:r>
-      <w:hyperlink r:id="rId37">
-        <w:r>
-          <w:rPr>
-            <w:lang w:val="pt_PT" w:bidi="pt_PT"/>
-          </w:rPr>
-          <w:rPr>
-            <w:color w:val="0000EE"/>
-            <w:u w:val="single"/>
-          </w:rPr>
-          <w:t>9.1–10.18</w:t>
-        </w:r>
-      </w:hyperlink>
+      <w:r>
+        <w:rPr>
+          <w:lang w:val="pt_PT" w:bidi="pt_PT"/>
+        </w:rPr>
+        <w:t>9.1–10.18</w:t>
+      </w:r>
       <w:r>
         <w:rPr>
           <w:lang w:val="pt_PT" w:bidi="pt_PT"/>
@@ -815,36 +665,24 @@
         </w:rPr>
         <w:t>A seção principal final (</w:t>
       </w:r>
-      <w:hyperlink r:id="rId38">
-        <w:r>
-          <w:rPr>
-            <w:lang w:val="pt_PT" w:bidi="pt_PT"/>
-          </w:rPr>
-          <w:rPr>
-            <w:color w:val="0000EE"/>
-            <w:u w:val="single"/>
-          </w:rPr>
-          <w:t>10.19–13.25</w:t>
-        </w:r>
-      </w:hyperlink>
+      <w:r>
+        <w:rPr>
+          <w:lang w:val="pt_PT" w:bidi="pt_PT"/>
+        </w:rPr>
+        <w:t>10.19–13.25</w:t>
+      </w:r>
       <w:r>
         <w:rPr>
           <w:lang w:val="pt_PT" w:bidi="pt_PT"/>
         </w:rPr>
         <w:t>) é uma exortação que desafia os ouvintes a responder em fidelidade à mensagem sobre Cristo. O livro termina com uma bênção e uma conclusão formal (</w:t>
       </w:r>
-      <w:hyperlink r:id="rId39">
-        <w:r>
-          <w:rPr>
-            <w:lang w:val="pt_PT" w:bidi="pt_PT"/>
-          </w:rPr>
-          <w:rPr>
-            <w:color w:val="0000EE"/>
-            <w:u w:val="single"/>
-          </w:rPr>
-          <w:t>13.20–25</w:t>
-        </w:r>
-      </w:hyperlink>
+      <w:r>
+        <w:rPr>
+          <w:lang w:val="pt_PT" w:bidi="pt_PT"/>
+        </w:rPr>
+        <w:t>13.20–25</w:t>
+      </w:r>
       <w:r>
         <w:rPr>
           <w:lang w:val="pt_PT" w:bidi="pt_PT"/>
@@ -890,72 +728,48 @@
         </w:rPr>
         <w:t xml:space="preserve">Quase todos os estudiosos de hoje concordam que Paulo não era o autor de Hebreus. Primeiro, em </w:t>
       </w:r>
-      <w:hyperlink r:id="rId40">
-        <w:r>
-          <w:rPr>
-            <w:lang w:val="pt_PT" w:bidi="pt_PT"/>
-          </w:rPr>
-          <w:rPr>
-            <w:color w:val="0000EE"/>
-            <w:u w:val="single"/>
-          </w:rPr>
-          <w:t>2.3</w:t>
-        </w:r>
-      </w:hyperlink>
+      <w:r>
+        <w:rPr>
+          <w:lang w:val="pt_PT" w:bidi="pt_PT"/>
+        </w:rPr>
+        <w:t>2.3</w:t>
+      </w:r>
       <w:r>
         <w:rPr>
           <w:lang w:val="pt_PT" w:bidi="pt_PT"/>
         </w:rPr>
         <w:t xml:space="preserve">, o autor é retratado como tendo recebido as Boas Novas das testemunhas originais que seguiram a Cristo, e isso não soa nada como Paulo (veja </w:t>
       </w:r>
-      <w:hyperlink r:id="rId41">
-        <w:r>
-          <w:rPr>
-            <w:lang w:val="pt_PT" w:bidi="pt_PT"/>
-          </w:rPr>
-          <w:rPr>
-            <w:color w:val="0000EE"/>
-            <w:u w:val="single"/>
-          </w:rPr>
-          <w:t>Rm 1.1</w:t>
-        </w:r>
-      </w:hyperlink>
+      <w:r>
+        <w:rPr>
+          <w:lang w:val="pt_PT" w:bidi="pt_PT"/>
+        </w:rPr>
+        <w:t>Rm 1.1</w:t>
+      </w:r>
       <w:r>
         <w:rPr>
           <w:lang w:val="pt_PT" w:bidi="pt_PT"/>
         </w:rPr>
         <w:t xml:space="preserve">; </w:t>
       </w:r>
-      <w:hyperlink r:id="rId42">
-        <w:r>
-          <w:rPr>
-            <w:lang w:val="pt_PT" w:bidi="pt_PT"/>
-          </w:rPr>
-          <w:rPr>
-            <w:color w:val="0000EE"/>
-            <w:u w:val="single"/>
-          </w:rPr>
-          <w:t>1Co 15.8</w:t>
-        </w:r>
-      </w:hyperlink>
+      <w:r>
+        <w:rPr>
+          <w:lang w:val="pt_PT" w:bidi="pt_PT"/>
+        </w:rPr>
+        <w:t>1Co 15.8</w:t>
+      </w:r>
       <w:r>
         <w:rPr>
           <w:lang w:val="pt_PT" w:bidi="pt_PT"/>
         </w:rPr>
         <w:t xml:space="preserve">; </w:t>
       </w:r>
-      <w:hyperlink r:id="rId43">
-        <w:r>
-          <w:rPr>
-            <w:lang w:val="pt_PT" w:bidi="pt_PT"/>
-          </w:rPr>
-          <w:rPr>
-            <w:color w:val="0000EE"/>
-            <w:u w:val="single"/>
-          </w:rPr>
-          <w:t>Gl 1.11–16</w:t>
-        </w:r>
-      </w:hyperlink>
+      <w:r>
+        <w:rPr>
+          <w:lang w:val="pt_PT" w:bidi="pt_PT"/>
+        </w:rPr>
+        <w:t>Gl 1.11–16</w:t>
+      </w:r>
       <w:r>
         <w:rPr>
           <w:lang w:val="pt_PT" w:bidi="pt_PT"/>
@@ -976,18 +790,12 @@
         </w:rPr>
         <w:t xml:space="preserve">Através dos séculos, muitos outros possíveis autores para o livro foram sugeridos, como Filipe, Priscila, Lucas, Barnabé, Judas e Clemente de Roma. Uma das ideias mais populares, desde que Martinho Lutero fez a sugestão pela primeira vez, é que Apolo o escreveu. Lucas descreve Apolo em </w:t>
       </w:r>
-      <w:hyperlink r:id="rId44">
-        <w:r>
-          <w:rPr>
-            <w:lang w:val="pt_PT" w:bidi="pt_PT"/>
-          </w:rPr>
-          <w:rPr>
-            <w:color w:val="0000EE"/>
-            <w:u w:val="single"/>
-          </w:rPr>
-          <w:t>Atos 18.24–26</w:t>
-        </w:r>
-      </w:hyperlink>
+      <w:r>
+        <w:rPr>
+          <w:lang w:val="pt_PT" w:bidi="pt_PT"/>
+        </w:rPr>
+        <w:t>Atos 18.24–26</w:t>
+      </w:r>
       <w:r>
         <w:rPr>
           <w:lang w:val="pt_PT" w:bidi="pt_PT"/>
@@ -1033,18 +841,12 @@
         </w:rPr>
         <w:t>O autor escreve: “Saudações a todos os líderes da igreja daí e a todo o povo de Deus. Os irmãos da Itália também mandam saudações a vocês.” (</w:t>
       </w:r>
-      <w:hyperlink r:id="rId45">
-        <w:r>
-          <w:rPr>
-            <w:lang w:val="pt_PT" w:bidi="pt_PT"/>
-          </w:rPr>
-          <w:rPr>
-            <w:color w:val="0000EE"/>
-            <w:u w:val="single"/>
-          </w:rPr>
-          <w:t>Hb 13.24</w:t>
-        </w:r>
-      </w:hyperlink>
+      <w:r>
+        <w:rPr>
+          <w:lang w:val="pt_PT" w:bidi="pt_PT"/>
+        </w:rPr>
+        <w:t>Hb 13.24</w:t>
+      </w:r>
       <w:r>
         <w:rPr>
           <w:lang w:val="pt_PT" w:bidi="pt_PT"/>
@@ -1090,18 +892,12 @@
         </w:rPr>
         <w:t xml:space="preserve">Alguns na comunidade cristã estavam, evidentemente, lutando para manter seu compromisso enquanto estavam sendo perseguidos. Passagens como </w:t>
       </w:r>
-      <w:hyperlink r:id="rId46">
-        <w:r>
-          <w:rPr>
-            <w:lang w:val="pt_PT" w:bidi="pt_PT"/>
-          </w:rPr>
-          <w:rPr>
-            <w:color w:val="0000EE"/>
-            <w:u w:val="single"/>
-          </w:rPr>
-          <w:t>Hebreus 10.32–39</w:t>
-        </w:r>
-      </w:hyperlink>
+      <w:r>
+        <w:rPr>
+          <w:lang w:val="pt_PT" w:bidi="pt_PT"/>
+        </w:rPr>
+        <w:t>Hebreus 10.32–39</w:t>
+      </w:r>
       <w:r>
         <w:rPr>
           <w:lang w:val="pt_PT" w:bidi="pt_PT"/>
@@ -1122,18 +918,12 @@
         </w:rPr>
         <w:t xml:space="preserve">Se estivermos corretos que Roma é o destino para este livro, esta palavra de exortação poderia ter sido precipitada pela perseguição que ocorreu sob o imperador Nero, cuja intensa perseguição e martírio dos cristãos em meados dos anos 60 d.C. são bem conhecidos. Também é possível que Hebreus tenha sido escrito após 70 d.C. Isso parece menos provável, no entanto, porque na época em que Hebreus foi escrito, aparentemente ninguém na comunidade havia enfrentado o martírio (veja </w:t>
       </w:r>
-      <w:hyperlink r:id="rId47">
-        <w:r>
-          <w:rPr>
-            <w:lang w:val="pt_PT" w:bidi="pt_PT"/>
-          </w:rPr>
-          <w:rPr>
-            <w:color w:val="0000EE"/>
-            <w:u w:val="single"/>
-          </w:rPr>
-          <w:t>12.4</w:t>
-        </w:r>
-      </w:hyperlink>
+      <w:r>
+        <w:rPr>
+          <w:lang w:val="pt_PT" w:bidi="pt_PT"/>
+        </w:rPr>
+        <w:t>12.4</w:t>
+      </w:r>
       <w:r>
         <w:rPr>
           <w:lang w:val="pt_PT" w:bidi="pt_PT"/>
@@ -1165,72 +955,48 @@
         </w:rPr>
         <w:t>Deus falou sobre seu Filho e através de seu Filho (</w:t>
       </w:r>
-      <w:hyperlink r:id="rId48">
-        <w:r>
-          <w:rPr>
-            <w:lang w:val="pt_PT" w:bidi="pt_PT"/>
-          </w:rPr>
-          <w:rPr>
-            <w:color w:val="0000EE"/>
-            <w:u w:val="single"/>
-          </w:rPr>
-          <w:t>1.1–3</w:t>
-        </w:r>
-      </w:hyperlink>
+      <w:r>
+        <w:rPr>
+          <w:lang w:val="pt_PT" w:bidi="pt_PT"/>
+        </w:rPr>
+        <w:t>1.1–3</w:t>
+      </w:r>
       <w:r>
         <w:rPr>
           <w:lang w:val="pt_PT" w:bidi="pt_PT"/>
         </w:rPr>
         <w:t>), e há consequências terríveis para aqueles que não ouvem e respondem com obediência a essa palavra (</w:t>
       </w:r>
-      <w:hyperlink r:id="rId49">
-        <w:r>
-          <w:rPr>
-            <w:lang w:val="pt_PT" w:bidi="pt_PT"/>
-          </w:rPr>
-          <w:rPr>
-            <w:color w:val="0000EE"/>
-            <w:u w:val="single"/>
-          </w:rPr>
-          <w:t>2.1–3</w:t>
-        </w:r>
-      </w:hyperlink>
+      <w:r>
+        <w:rPr>
+          <w:lang w:val="pt_PT" w:bidi="pt_PT"/>
+        </w:rPr>
+        <w:t>2.1–3</w:t>
+      </w:r>
       <w:r>
         <w:rPr>
           <w:lang w:val="pt_PT" w:bidi="pt_PT"/>
         </w:rPr>
         <w:t>). No final, Jesus, o criador e sustentador do universo (</w:t>
       </w:r>
-      <w:hyperlink r:id="rId50">
-        <w:r>
-          <w:rPr>
-            <w:lang w:val="pt_PT" w:bidi="pt_PT"/>
-          </w:rPr>
-          <w:rPr>
-            <w:color w:val="0000EE"/>
-            <w:u w:val="single"/>
-          </w:rPr>
-          <w:t>1.2–3</w:t>
-        </w:r>
-      </w:hyperlink>
+      <w:r>
+        <w:rPr>
+          <w:lang w:val="pt_PT" w:bidi="pt_PT"/>
+        </w:rPr>
+        <w:t>1.2–3</w:t>
+      </w:r>
       <w:r>
         <w:rPr>
           <w:lang w:val="pt_PT" w:bidi="pt_PT"/>
         </w:rPr>
         <w:t>), colocará de lado a ordem criada como uma pessoa enrola um manto de roupas velhas (</w:t>
       </w:r>
-      <w:hyperlink r:id="rId51">
-        <w:r>
-          <w:rPr>
-            <w:lang w:val="pt_PT" w:bidi="pt_PT"/>
-          </w:rPr>
-          <w:rPr>
-            <w:color w:val="0000EE"/>
-            <w:u w:val="single"/>
-          </w:rPr>
-          <w:t>1.10–12</w:t>
-        </w:r>
-      </w:hyperlink>
+      <w:r>
+        <w:rPr>
+          <w:lang w:val="pt_PT" w:bidi="pt_PT"/>
+        </w:rPr>
+        <w:t>1.10–12</w:t>
+      </w:r>
       <w:r>
         <w:rPr>
           <w:lang w:val="pt_PT" w:bidi="pt_PT"/>
@@ -1251,72 +1017,48 @@
         </w:rPr>
         <w:t>Jesus é supremamente digno de nosso compromisso, adoração e resistência na fé. Ele é superior aos anjos (</w:t>
       </w:r>
-      <w:hyperlink r:id="rId52">
-        <w:r>
-          <w:rPr>
-            <w:lang w:val="pt_PT" w:bidi="pt_PT"/>
-          </w:rPr>
-          <w:rPr>
-            <w:color w:val="0000EE"/>
-            <w:u w:val="single"/>
-          </w:rPr>
-          <w:t>1.5–14</w:t>
-        </w:r>
-      </w:hyperlink>
+      <w:r>
+        <w:rPr>
+          <w:lang w:val="pt_PT" w:bidi="pt_PT"/>
+        </w:rPr>
+        <w:t>1.5–14</w:t>
+      </w:r>
       <w:r>
         <w:rPr>
           <w:lang w:val="pt_PT" w:bidi="pt_PT"/>
         </w:rPr>
         <w:t>), a Moisés (</w:t>
       </w:r>
-      <w:hyperlink r:id="rId53">
-        <w:r>
-          <w:rPr>
-            <w:lang w:val="pt_PT" w:bidi="pt_PT"/>
-          </w:rPr>
-          <w:rPr>
-            <w:color w:val="0000EE"/>
-            <w:u w:val="single"/>
-          </w:rPr>
-          <w:t>3.1–6</w:t>
-        </w:r>
-      </w:hyperlink>
+      <w:r>
+        <w:rPr>
+          <w:lang w:val="pt_PT" w:bidi="pt_PT"/>
+        </w:rPr>
+        <w:t>3.1–6</w:t>
+      </w:r>
       <w:r>
         <w:rPr>
           <w:lang w:val="pt_PT" w:bidi="pt_PT"/>
         </w:rPr>
         <w:t>) e ao sacerdócio levítico da antiga aliança (</w:t>
       </w:r>
-      <w:hyperlink r:id="rId31">
-        <w:r>
-          <w:rPr>
-            <w:lang w:val="pt_PT" w:bidi="pt_PT"/>
-          </w:rPr>
-          <w:rPr>
-            <w:color w:val="0000EE"/>
-            <w:u w:val="single"/>
-          </w:rPr>
-          <w:t>5.1–10</w:t>
-        </w:r>
-      </w:hyperlink>
+      <w:r>
+        <w:rPr>
+          <w:lang w:val="pt_PT" w:bidi="pt_PT"/>
+        </w:rPr>
+        <w:t>5.1–10</w:t>
+      </w:r>
       <w:r>
         <w:rPr>
           <w:lang w:val="pt_PT" w:bidi="pt_PT"/>
         </w:rPr>
         <w:t xml:space="preserve">; </w:t>
       </w:r>
-      <w:hyperlink r:id="rId54">
-        <w:r>
-          <w:rPr>
-            <w:lang w:val="pt_PT" w:bidi="pt_PT"/>
-          </w:rPr>
-          <w:rPr>
-            <w:color w:val="0000EE"/>
-            <w:u w:val="single"/>
-          </w:rPr>
-          <w:t>7.1–28</w:t>
-        </w:r>
-      </w:hyperlink>
+      <w:r>
+        <w:rPr>
+          <w:lang w:val="pt_PT" w:bidi="pt_PT"/>
+        </w:rPr>
+        <w:t>7.1–28</w:t>
+      </w:r>
       <w:r>
         <w:rPr>
           <w:lang w:val="pt_PT" w:bidi="pt_PT"/>
@@ -1337,108 +1079,72 @@
         </w:rPr>
         <w:t>Jesus fez uma nova aliança celestial, oferecendo-se de uma vez por todas através de sua própria morte (</w:t>
       </w:r>
-      <w:hyperlink r:id="rId35">
-        <w:r>
-          <w:rPr>
-            <w:lang w:val="pt_PT" w:bidi="pt_PT"/>
-          </w:rPr>
-          <w:rPr>
-            <w:color w:val="0000EE"/>
-            <w:u w:val="single"/>
-          </w:rPr>
-          <w:t>8.3–10.18</w:t>
-        </w:r>
-      </w:hyperlink>
+      <w:r>
+        <w:rPr>
+          <w:lang w:val="pt_PT" w:bidi="pt_PT"/>
+        </w:rPr>
+        <w:t>8.3–10.18</w:t>
+      </w:r>
       <w:r>
         <w:rPr>
           <w:lang w:val="pt_PT" w:bidi="pt_PT"/>
         </w:rPr>
         <w:t>). Em sua encarnação, ele suportou como um Filho fiel (</w:t>
       </w:r>
-      <w:hyperlink r:id="rId53">
-        <w:r>
-          <w:rPr>
-            <w:lang w:val="pt_PT" w:bidi="pt_PT"/>
-          </w:rPr>
-          <w:rPr>
-            <w:color w:val="0000EE"/>
-            <w:u w:val="single"/>
-          </w:rPr>
-          <w:t>3.1–6</w:t>
-        </w:r>
-      </w:hyperlink>
+      <w:r>
+        <w:rPr>
+          <w:lang w:val="pt_PT" w:bidi="pt_PT"/>
+        </w:rPr>
+        <w:t>3.1–6</w:t>
+      </w:r>
       <w:r>
         <w:rPr>
           <w:lang w:val="pt_PT" w:bidi="pt_PT"/>
         </w:rPr>
         <w:t xml:space="preserve">; </w:t>
       </w:r>
-      <w:hyperlink r:id="rId55">
-        <w:r>
-          <w:rPr>
-            <w:lang w:val="pt_PT" w:bidi="pt_PT"/>
-          </w:rPr>
-          <w:rPr>
-            <w:color w:val="0000EE"/>
-            <w:u w:val="single"/>
-          </w:rPr>
-          <w:t>5.7–8</w:t>
-        </w:r>
-      </w:hyperlink>
+      <w:r>
+        <w:rPr>
+          <w:lang w:val="pt_PT" w:bidi="pt_PT"/>
+        </w:rPr>
+        <w:t>5.7–8</w:t>
+      </w:r>
       <w:r>
         <w:rPr>
           <w:lang w:val="pt_PT" w:bidi="pt_PT"/>
         </w:rPr>
         <w:t xml:space="preserve">; </w:t>
       </w:r>
-      <w:hyperlink r:id="rId56">
-        <w:r>
-          <w:rPr>
-            <w:lang w:val="pt_PT" w:bidi="pt_PT"/>
-          </w:rPr>
-          <w:rPr>
-            <w:color w:val="0000EE"/>
-            <w:u w:val="single"/>
-          </w:rPr>
-          <w:t>12.1–2</w:t>
-        </w:r>
-      </w:hyperlink>
+      <w:r>
+        <w:rPr>
+          <w:lang w:val="pt_PT" w:bidi="pt_PT"/>
+        </w:rPr>
+        <w:t>12.1–2</w:t>
+      </w:r>
       <w:r>
         <w:rPr>
           <w:lang w:val="pt_PT" w:bidi="pt_PT"/>
         </w:rPr>
         <w:t>), e em sua exaltação, ele reina como o Senhor supremo do universo (</w:t>
       </w:r>
-      <w:hyperlink r:id="rId57">
-        <w:r>
-          <w:rPr>
-            <w:lang w:val="pt_PT" w:bidi="pt_PT"/>
-          </w:rPr>
-          <w:rPr>
-            <w:color w:val="0000EE"/>
-            <w:u w:val="single"/>
-          </w:rPr>
-          <w:t>1.2–4</w:t>
-        </w:r>
-      </w:hyperlink>
+      <w:r>
+        <w:rPr>
+          <w:lang w:val="pt_PT" w:bidi="pt_PT"/>
+        </w:rPr>
+        <w:t>1.2–4</w:t>
+      </w:r>
       <w:r>
         <w:rPr>
           <w:lang w:val="pt_PT" w:bidi="pt_PT"/>
         </w:rPr>
         <w:t xml:space="preserve">, </w:t>
       </w:r>
-      <w:hyperlink r:id="rId58">
-        <w:r>
-          <w:rPr>
-            <w:lang w:val="pt_PT" w:bidi="pt_PT"/>
-          </w:rPr>
-          <w:rPr>
-            <w:color w:val="0000EE"/>
-            <w:u w:val="single"/>
-          </w:rPr>
-          <w:t>8–13</w:t>
-        </w:r>
-      </w:hyperlink>
+      <w:r>
+        <w:rPr>
+          <w:lang w:val="pt_PT" w:bidi="pt_PT"/>
+        </w:rPr>
+        <w:t>8–13</w:t>
+      </w:r>
       <w:r>
         <w:rPr>
           <w:lang w:val="pt_PT" w:bidi="pt_PT"/>
@@ -1459,144 +1165,96 @@
         </w:rPr>
         <w:t xml:space="preserve">Também podemos olhar para exemplos positivos de outros que foram fiéis em sua jornada para a cidade eterna de Deus (veja </w:t>
       </w:r>
-      <w:hyperlink r:id="rId59">
-        <w:r>
-          <w:rPr>
-            <w:lang w:val="pt_PT" w:bidi="pt_PT"/>
-          </w:rPr>
-          <w:rPr>
-            <w:color w:val="0000EE"/>
-            <w:u w:val="single"/>
-          </w:rPr>
-          <w:t>6.13–15</w:t>
-        </w:r>
-      </w:hyperlink>
+      <w:r>
+        <w:rPr>
+          <w:lang w:val="pt_PT" w:bidi="pt_PT"/>
+        </w:rPr>
+        <w:t>6.13–15</w:t>
+      </w:r>
       <w:r>
         <w:rPr>
           <w:lang w:val="pt_PT" w:bidi="pt_PT"/>
         </w:rPr>
         <w:t xml:space="preserve">; </w:t>
       </w:r>
-      <w:hyperlink r:id="rId46">
-        <w:r>
-          <w:rPr>
-            <w:lang w:val="pt_PT" w:bidi="pt_PT"/>
-          </w:rPr>
-          <w:rPr>
-            <w:color w:val="0000EE"/>
-            <w:u w:val="single"/>
-          </w:rPr>
-          <w:t>10.32–39</w:t>
-        </w:r>
-      </w:hyperlink>
+      <w:r>
+        <w:rPr>
+          <w:lang w:val="pt_PT" w:bidi="pt_PT"/>
+        </w:rPr>
+        <w:t>10.32–39</w:t>
+      </w:r>
       <w:r>
         <w:rPr>
           <w:lang w:val="pt_PT" w:bidi="pt_PT"/>
         </w:rPr>
         <w:t xml:space="preserve">; </w:t>
       </w:r>
-      <w:hyperlink r:id="rId60">
-        <w:r>
-          <w:rPr>
-            <w:lang w:val="pt_PT" w:bidi="pt_PT"/>
-          </w:rPr>
-          <w:rPr>
-            <w:color w:val="0000EE"/>
-            <w:u w:val="single"/>
-          </w:rPr>
-          <w:t>11.1–40</w:t>
-        </w:r>
-      </w:hyperlink>
+      <w:r>
+        <w:rPr>
+          <w:lang w:val="pt_PT" w:bidi="pt_PT"/>
+        </w:rPr>
+        <w:t>11.1–40</w:t>
+      </w:r>
       <w:r>
         <w:rPr>
           <w:lang w:val="pt_PT" w:bidi="pt_PT"/>
         </w:rPr>
         <w:t xml:space="preserve">), e exemplos negativos daqueles que caíram por desobediência (veja </w:t>
       </w:r>
-      <w:hyperlink r:id="rId61">
-        <w:r>
-          <w:rPr>
-            <w:lang w:val="pt_PT" w:bidi="pt_PT"/>
-          </w:rPr>
-          <w:rPr>
-            <w:color w:val="0000EE"/>
-            <w:u w:val="single"/>
-          </w:rPr>
-          <w:t>3.7–19</w:t>
-        </w:r>
-      </w:hyperlink>
+      <w:r>
+        <w:rPr>
+          <w:lang w:val="pt_PT" w:bidi="pt_PT"/>
+        </w:rPr>
+        <w:t>3.7–19</w:t>
+      </w:r>
       <w:r>
         <w:rPr>
           <w:lang w:val="pt_PT" w:bidi="pt_PT"/>
         </w:rPr>
         <w:t xml:space="preserve">; </w:t>
       </w:r>
-      <w:hyperlink r:id="rId17">
-        <w:r>
-          <w:rPr>
-            <w:lang w:val="pt_PT" w:bidi="pt_PT"/>
-          </w:rPr>
-          <w:rPr>
-            <w:color w:val="0000EE"/>
-            <w:u w:val="single"/>
-          </w:rPr>
-          <w:t>6.4–8</w:t>
-        </w:r>
-      </w:hyperlink>
+      <w:r>
+        <w:rPr>
+          <w:lang w:val="pt_PT" w:bidi="pt_PT"/>
+        </w:rPr>
+        <w:t>6.4–8</w:t>
+      </w:r>
       <w:r>
         <w:rPr>
           <w:lang w:val="pt_PT" w:bidi="pt_PT"/>
         </w:rPr>
         <w:t>). E podemos abraçar as promessas de Deus a nós sobre nossa herança como seus filhos (</w:t>
       </w:r>
-      <w:hyperlink r:id="rId62">
-        <w:r>
-          <w:rPr>
-            <w:lang w:val="pt_PT" w:bidi="pt_PT"/>
-          </w:rPr>
-          <w:rPr>
-            <w:color w:val="0000EE"/>
-            <w:u w:val="single"/>
-          </w:rPr>
-          <w:t>4.3–11</w:t>
-        </w:r>
-      </w:hyperlink>
+      <w:r>
+        <w:rPr>
+          <w:lang w:val="pt_PT" w:bidi="pt_PT"/>
+        </w:rPr>
+        <w:t>4.3–11</w:t>
+      </w:r>
       <w:r>
         <w:rPr>
           <w:lang w:val="pt_PT" w:bidi="pt_PT"/>
         </w:rPr>
         <w:t xml:space="preserve">; </w:t>
       </w:r>
-      <w:hyperlink r:id="rId63">
-        <w:r>
-          <w:rPr>
-            <w:lang w:val="pt_PT" w:bidi="pt_PT"/>
-          </w:rPr>
-          <w:rPr>
-            <w:color w:val="0000EE"/>
-            <w:u w:val="single"/>
-          </w:rPr>
-          <w:t>6.13–20</w:t>
-        </w:r>
-      </w:hyperlink>
+      <w:r>
+        <w:rPr>
+          <w:lang w:val="pt_PT" w:bidi="pt_PT"/>
+        </w:rPr>
+        <w:t>6.13–20</w:t>
+      </w:r>
       <w:r>
         <w:rPr>
           <w:lang w:val="pt_PT" w:bidi="pt_PT"/>
         </w:rPr>
         <w:t xml:space="preserve">; </w:t>
       </w:r>
-      <w:hyperlink r:id="rId64">
-        <w:r>
-          <w:rPr>
-            <w:lang w:val="pt_PT" w:bidi="pt_PT"/>
-          </w:rPr>
-          <w:rPr>
-            <w:color w:val="0000EE"/>
-            <w:u w:val="single"/>
-          </w:rPr>
-          <w:t>12.22–24</w:t>
-        </w:r>
-      </w:hyperlink>
+      <w:r>
+        <w:rPr>
+          <w:lang w:val="pt_PT" w:bidi="pt_PT"/>
+        </w:rPr>
+        <w:t>12.22–24</w:t>
+      </w:r>
       <w:r>
         <w:rPr>
           <w:lang w:val="pt_PT" w:bidi="pt_PT"/>
@@ -1617,18 +1275,12 @@
         </w:rPr>
         <w:t>Por causa de Jesus, podemos viver como membros fiéis da comunidade cristã em nossos relacionamentos e em nossa adoração (</w:t>
       </w:r>
-      <w:hyperlink r:id="rId65">
-        <w:r>
-          <w:rPr>
-            <w:lang w:val="pt_PT" w:bidi="pt_PT"/>
-          </w:rPr>
-          <w:rPr>
-            <w:color w:val="0000EE"/>
-            <w:u w:val="single"/>
-          </w:rPr>
-          <w:t>13.1–17</w:t>
-        </w:r>
-      </w:hyperlink>
+      <w:r>
+        <w:rPr>
+          <w:lang w:val="pt_PT" w:bidi="pt_PT"/>
+        </w:rPr>
+        <w:t>13.1–17</w:t>
+      </w:r>
       <w:r>
         <w:rPr>
           <w:lang w:val="pt_PT" w:bidi="pt_PT"/>
